--- a/ANEXO III - documentacao.docx
+++ b/ANEXO III - documentacao.docx
@@ -1,6 +1,6 @@
 
 <file path=word/document.xml><?xml version="1.0" encoding="utf-8"?>
-<w:document xmlns:wpc="http://schemas.microsoft.com/office/word/2010/wordprocessingCanvas" xmlns:cx="http://schemas.microsoft.com/office/drawing/2014/chartex" xmlns:cx1="http://schemas.microsoft.com/office/drawing/2015/9/8/chartex" xmlns:cx2="http://schemas.microsoft.com/office/drawing/2015/10/21/chartex" xmlns:cx3="http://schemas.microsoft.com/office/drawing/2016/5/9/chartex" xmlns:cx4="http://schemas.microsoft.com/office/drawing/2016/5/10/chartex" xmlns:cx5="http://schemas.microsoft.com/office/drawing/2016/5/11/chartex" xmlns:cx6="http://schemas.microsoft.com/office/drawing/2016/5/12/chartex" xmlns:cx7="http://schemas.microsoft.com/office/drawing/2016/5/13/chartex" xmlns:cx8="http://schemas.microsoft.com/office/drawing/2016/5/14/chartex" xmlns:mc="http://schemas.openxmlformats.org/markup-compatibility/2006" xmlns:aink="http://schemas.microsoft.com/office/drawing/2016/ink" xmlns:am3d="http://schemas.microsoft.com/office/drawing/2017/model3d" xmlns:o="urn:schemas-microsoft-com:office:office" xmlns:oel="http://schemas.microsoft.com/office/2019/extlst" xmlns:r="http://schemas.openxmlformats.org/officeDocument/2006/relationships" xmlns:m="http://schemas.openxmlformats.org/officeDocument/2006/math" xmlns:v="urn:schemas-microsoft-com:vml" xmlns:wp14="http://schemas.microsoft.com/office/word/2010/wordprocessingDrawing" xmlns:wp="http://schemas.openxmlformats.org/drawingml/2006/wordprocessingDrawing" xmlns:w10="urn:schemas-microsoft-com:office:word" xmlns:w="http://schemas.openxmlformats.org/wordprocessingml/2006/main" xmlns:w14="http://schemas.microsoft.com/office/word/2010/wordml" xmlns:w15="http://schemas.microsoft.com/office/word/2012/wordml" xmlns:w16cex="http://schemas.microsoft.com/office/word/2018/wordml/cex" xmlns:w16cid="http://schemas.microsoft.com/office/word/2016/wordml/cid" xmlns:w16="http://schemas.microsoft.com/office/word/2018/wordml" xmlns:w16du="http://schemas.microsoft.com/office/word/2023/wordml/word16du" xmlns:w16sdtdh="http://schemas.microsoft.com/office/word/2020/wordml/sdtdatahash" xmlns:w16se="http://schemas.microsoft.com/office/word/2015/wordml/symex" xmlns:wpg="http://schemas.microsoft.com/office/word/2010/wordprocessingGroup" xmlns:wpi="http://schemas.microsoft.com/office/word/2010/wordprocessingInk" xmlns:wne="http://schemas.microsoft.com/office/word/2006/wordml" xmlns:wps="http://schemas.microsoft.com/office/word/2010/wordprocessingShape" mc:Ignorable="w14 w15 w16se w16cid w16 w16cex w16sdtdh w16du wp14">
+<w:document xmlns:wpc="http://schemas.microsoft.com/office/word/2010/wordprocessingCanvas" xmlns:cx="http://schemas.microsoft.com/office/drawing/2014/chartex" xmlns:cx1="http://schemas.microsoft.com/office/drawing/2015/9/8/chartex" xmlns:cx2="http://schemas.microsoft.com/office/drawing/2015/10/21/chartex" xmlns:cx3="http://schemas.microsoft.com/office/drawing/2016/5/9/chartex" xmlns:cx4="http://schemas.microsoft.com/office/drawing/2016/5/10/chartex" xmlns:cx5="http://schemas.microsoft.com/office/drawing/2016/5/11/chartex" xmlns:cx6="http://schemas.microsoft.com/office/drawing/2016/5/12/chartex" xmlns:cx7="http://schemas.microsoft.com/office/drawing/2016/5/13/chartex" xmlns:cx8="http://schemas.microsoft.com/office/drawing/2016/5/14/chartex" xmlns:mc="http://schemas.openxmlformats.org/markup-compatibility/2006" xmlns:aink="http://schemas.microsoft.com/office/drawing/2016/ink" xmlns:am3d="http://schemas.microsoft.com/office/drawing/2017/model3d" xmlns:o="urn:schemas-microsoft-com:office:office" xmlns:oel="http://schemas.microsoft.com/office/2019/extlst" xmlns:r="http://schemas.openxmlformats.org/officeDocument/2006/relationships" xmlns:m="http://schemas.openxmlformats.org/officeDocument/2006/math" xmlns:v="urn:schemas-microsoft-com:vml" xmlns:wp14="http://schemas.microsoft.com/office/word/2010/wordprocessingDrawing" xmlns:wp="http://schemas.openxmlformats.org/drawingml/2006/wordprocessingDrawing" xmlns:w10="urn:schemas-microsoft-com:office:word" xmlns:w="http://schemas.openxmlformats.org/wordprocessingml/2006/main" xmlns:w14="http://schemas.microsoft.com/office/word/2010/wordml" xmlns:w15="http://schemas.microsoft.com/office/word/2012/wordml" xmlns:w16cex="http://schemas.microsoft.com/office/word/2018/wordml/cex" xmlns:w16cid="http://schemas.microsoft.com/office/word/2016/wordml/cid" xmlns:w16="http://schemas.microsoft.com/office/word/2018/wordml" xmlns:w16du="http://schemas.microsoft.com/office/word/2023/wordml/word16du" xmlns:w16sdtdh="http://schemas.microsoft.com/office/word/2020/wordml/sdtdatahash" xmlns:w16sdtfl="http://schemas.microsoft.com/office/word/2024/wordml/sdtformatlock" xmlns:w16se="http://schemas.microsoft.com/office/word/2015/wordml/symex" xmlns:wpg="http://schemas.microsoft.com/office/word/2010/wordprocessingGroup" xmlns:wpi="http://schemas.microsoft.com/office/word/2010/wordprocessingInk" xmlns:wne="http://schemas.microsoft.com/office/word/2006/wordml" xmlns:wps="http://schemas.microsoft.com/office/word/2010/wordprocessingShape" mc:Ignorable="w14 w15 w16se w16cid w16 w16cex w16sdtdh w16sdtfl w16du wp14">
   <w:body>
     <w:p>
       <w:pPr>
@@ -17,6 +17,13 @@
         </w:rPr>
         <w:t xml:space="preserve">Analista: </w:t>
       </w:r>
+      <w:r>
+        <w:rPr>
+          <w:rFonts w:ascii="Arial" w:eastAsia="Arial" w:hAnsi="Arial" w:cs="Arial"/>
+          <w:b/>
+        </w:rPr>
+        <w:t>Kauan Vinícius</w:t>
+      </w:r>
     </w:p>
     <w:p>
       <w:pPr>
@@ -33,6 +40,13 @@
         </w:rPr>
         <w:t>Data:</w:t>
       </w:r>
+      <w:r>
+        <w:rPr>
+          <w:rFonts w:ascii="Arial" w:eastAsia="Arial" w:hAnsi="Arial" w:cs="Arial"/>
+          <w:b/>
+        </w:rPr>
+        <w:t xml:space="preserve"> 03/06/2026</w:t>
+      </w:r>
     </w:p>
     <w:p>
       <w:pPr>
@@ -48,6 +62,13 @@
           <w:b/>
         </w:rPr>
         <w:t>Prova:</w:t>
+      </w:r>
+      <w:r>
+        <w:rPr>
+          <w:rFonts w:ascii="Arial" w:eastAsia="Arial" w:hAnsi="Arial" w:cs="Arial"/>
+          <w:b/>
+        </w:rPr>
+        <w:t xml:space="preserve"> SAEP</w:t>
       </w:r>
     </w:p>
     <w:p>
@@ -208,6 +229,12 @@
                 <w:rFonts w:ascii="Arial" w:eastAsia="Arial" w:hAnsi="Arial" w:cs="Arial"/>
               </w:rPr>
             </w:pPr>
+            <w:r>
+              <w:rPr>
+                <w:rFonts w:ascii="Arial" w:eastAsia="Arial" w:hAnsi="Arial" w:cs="Arial"/>
+              </w:rPr>
+              <w:t>1</w:t>
+            </w:r>
           </w:p>
         </w:tc>
         <w:tc>
@@ -234,6 +261,12 @@
                 <w:rFonts w:ascii="Arial" w:eastAsia="Arial" w:hAnsi="Arial" w:cs="Arial"/>
               </w:rPr>
             </w:pPr>
+            <w:r>
+              <w:rPr>
+                <w:rFonts w:ascii="Arial" w:eastAsia="Arial" w:hAnsi="Arial" w:cs="Arial"/>
+              </w:rPr>
+              <w:t>Salvar produto</w:t>
+            </w:r>
           </w:p>
         </w:tc>
         <w:tc>
@@ -260,6 +293,12 @@
                 <w:rFonts w:ascii="Arial" w:eastAsia="Arial" w:hAnsi="Arial" w:cs="Arial"/>
               </w:rPr>
             </w:pPr>
+            <w:r>
+              <w:rPr>
+                <w:rFonts w:ascii="Arial" w:eastAsia="Arial" w:hAnsi="Arial" w:cs="Arial"/>
+              </w:rPr>
+              <w:t>Usuário pode realizar salvamento de produto</w:t>
+            </w:r>
           </w:p>
         </w:tc>
       </w:tr>
@@ -288,6 +327,12 @@
                 <w:rFonts w:ascii="Arial" w:eastAsia="Arial" w:hAnsi="Arial" w:cs="Arial"/>
               </w:rPr>
             </w:pPr>
+            <w:r>
+              <w:rPr>
+                <w:rFonts w:ascii="Arial" w:eastAsia="Arial" w:hAnsi="Arial" w:cs="Arial"/>
+              </w:rPr>
+              <w:t>2</w:t>
+            </w:r>
           </w:p>
         </w:tc>
         <w:tc>
@@ -314,6 +359,12 @@
                 <w:rFonts w:ascii="Arial" w:eastAsia="Arial" w:hAnsi="Arial" w:cs="Arial"/>
               </w:rPr>
             </w:pPr>
+            <w:r>
+              <w:rPr>
+                <w:rFonts w:ascii="Arial" w:eastAsia="Arial" w:hAnsi="Arial" w:cs="Arial"/>
+              </w:rPr>
+              <w:t>Excluir produto</w:t>
+            </w:r>
           </w:p>
         </w:tc>
         <w:tc>
@@ -340,6 +391,12 @@
                 <w:rFonts w:ascii="Arial" w:eastAsia="Arial" w:hAnsi="Arial" w:cs="Arial"/>
               </w:rPr>
             </w:pPr>
+            <w:r>
+              <w:rPr>
+                <w:rFonts w:ascii="Arial" w:eastAsia="Arial" w:hAnsi="Arial" w:cs="Arial"/>
+              </w:rPr>
+              <w:t>Usuário pode excluir o produto</w:t>
+            </w:r>
           </w:p>
         </w:tc>
       </w:tr>
@@ -368,6 +425,12 @@
                 <w:rFonts w:ascii="Arial" w:eastAsia="Arial" w:hAnsi="Arial" w:cs="Arial"/>
               </w:rPr>
             </w:pPr>
+            <w:r>
+              <w:rPr>
+                <w:rFonts w:ascii="Arial" w:eastAsia="Arial" w:hAnsi="Arial" w:cs="Arial"/>
+              </w:rPr>
+              <w:t>3</w:t>
+            </w:r>
           </w:p>
         </w:tc>
         <w:tc>
@@ -394,6 +457,12 @@
                 <w:rFonts w:ascii="Arial" w:eastAsia="Arial" w:hAnsi="Arial" w:cs="Arial"/>
               </w:rPr>
             </w:pPr>
+            <w:r>
+              <w:rPr>
+                <w:rFonts w:ascii="Arial" w:eastAsia="Arial" w:hAnsi="Arial" w:cs="Arial"/>
+              </w:rPr>
+              <w:t>Listar produto</w:t>
+            </w:r>
           </w:p>
         </w:tc>
         <w:tc>
@@ -420,6 +489,12 @@
                 <w:rFonts w:ascii="Arial" w:eastAsia="Arial" w:hAnsi="Arial" w:cs="Arial"/>
               </w:rPr>
             </w:pPr>
+            <w:r>
+              <w:rPr>
+                <w:rFonts w:ascii="Arial" w:eastAsia="Arial" w:hAnsi="Arial" w:cs="Arial"/>
+              </w:rPr>
+              <w:t>Usuário pode realizar listagem de produtos</w:t>
+            </w:r>
           </w:p>
         </w:tc>
       </w:tr>
@@ -448,6 +523,12 @@
                 <w:rFonts w:ascii="Arial" w:eastAsia="Arial" w:hAnsi="Arial" w:cs="Arial"/>
               </w:rPr>
             </w:pPr>
+            <w:r>
+              <w:rPr>
+                <w:rFonts w:ascii="Arial" w:eastAsia="Arial" w:hAnsi="Arial" w:cs="Arial"/>
+              </w:rPr>
+              <w:t>4</w:t>
+            </w:r>
           </w:p>
         </w:tc>
         <w:tc>
@@ -474,6 +555,12 @@
                 <w:rFonts w:ascii="Arial" w:eastAsia="Arial" w:hAnsi="Arial" w:cs="Arial"/>
               </w:rPr>
             </w:pPr>
+            <w:r>
+              <w:rPr>
+                <w:rFonts w:ascii="Arial" w:eastAsia="Arial" w:hAnsi="Arial" w:cs="Arial"/>
+              </w:rPr>
+              <w:t>Editar produto</w:t>
+            </w:r>
           </w:p>
         </w:tc>
         <w:tc>
@@ -500,6 +587,12 @@
                 <w:rFonts w:ascii="Arial" w:eastAsia="Arial" w:hAnsi="Arial" w:cs="Arial"/>
               </w:rPr>
             </w:pPr>
+            <w:r>
+              <w:rPr>
+                <w:rFonts w:ascii="Arial" w:eastAsia="Arial" w:hAnsi="Arial" w:cs="Arial"/>
+              </w:rPr>
+              <w:t>Usuário pode realizar a edição de produtos</w:t>
+            </w:r>
           </w:p>
         </w:tc>
       </w:tr>
@@ -706,6 +799,47 @@
           <w:b/>
         </w:rPr>
       </w:pPr>
+      <w:r>
+        <w:rPr>
+          <w:rFonts w:ascii="Arial" w:eastAsia="Arial" w:hAnsi="Arial" w:cs="Arial"/>
+          <w:b/>
+        </w:rPr>
+        <w:drawing>
+          <wp:inline distT="0" distB="0" distL="0" distR="0" wp14:anchorId="33747C71" wp14:editId="50F35A37">
+            <wp:extent cx="5400040" cy="2625090"/>
+            <wp:effectExtent l="0" t="0" r="0" b="3810"/>
+            <wp:docPr id="1557365753" name="Imagem 1"/>
+            <wp:cNvGraphicFramePr>
+              <a:graphicFrameLocks xmlns:a="http://schemas.openxmlformats.org/drawingml/2006/main" noChangeAspect="1"/>
+            </wp:cNvGraphicFramePr>
+            <a:graphic xmlns:a="http://schemas.openxmlformats.org/drawingml/2006/main">
+              <a:graphicData uri="http://schemas.openxmlformats.org/drawingml/2006/picture">
+                <pic:pic xmlns:pic="http://schemas.openxmlformats.org/drawingml/2006/picture">
+                  <pic:nvPicPr>
+                    <pic:cNvPr id="1557365753" name=""/>
+                    <pic:cNvPicPr/>
+                  </pic:nvPicPr>
+                  <pic:blipFill>
+                    <a:blip r:embed="rId6"/>
+                    <a:stretch>
+                      <a:fillRect/>
+                    </a:stretch>
+                  </pic:blipFill>
+                  <pic:spPr>
+                    <a:xfrm>
+                      <a:off x="0" y="0"/>
+                      <a:ext cx="5400040" cy="2625090"/>
+                    </a:xfrm>
+                    <a:prstGeom prst="rect">
+                      <a:avLst/>
+                    </a:prstGeom>
+                  </pic:spPr>
+                </pic:pic>
+              </a:graphicData>
+            </a:graphic>
+          </wp:inline>
+        </w:drawing>
+      </w:r>
     </w:p>
     <w:p>
       <w:pPr>
@@ -819,7 +953,6 @@
           <w:rFonts w:ascii="Arial" w:eastAsia="Arial" w:hAnsi="Arial" w:cs="Arial"/>
           <w:b/>
         </w:rPr>
-        <w:lastRenderedPageBreak/>
         <w:t>ENTREGA 8: Descritivo de Casos de Teste de Software</w:t>
       </w:r>
     </w:p>
@@ -1095,6 +1228,12 @@
                 <w:rFonts w:ascii="Arial" w:eastAsia="Arial" w:hAnsi="Arial" w:cs="Arial"/>
               </w:rPr>
             </w:pPr>
+            <w:r>
+              <w:rPr>
+                <w:rFonts w:ascii="Arial" w:eastAsia="Arial" w:hAnsi="Arial" w:cs="Arial"/>
+              </w:rPr>
+              <w:t>1</w:t>
+            </w:r>
           </w:p>
         </w:tc>
         <w:tc>
@@ -1120,6 +1259,12 @@
                 <w:rFonts w:ascii="Arial" w:eastAsia="Arial" w:hAnsi="Arial" w:cs="Arial"/>
               </w:rPr>
             </w:pPr>
+            <w:r>
+              <w:rPr>
+                <w:rFonts w:ascii="Arial" w:eastAsia="Arial" w:hAnsi="Arial" w:cs="Arial"/>
+              </w:rPr>
+              <w:t>Login</w:t>
+            </w:r>
           </w:p>
         </w:tc>
         <w:tc>
@@ -1143,6 +1288,12 @@
                 <w:rFonts w:ascii="Arial" w:eastAsia="Arial" w:hAnsi="Arial" w:cs="Arial"/>
               </w:rPr>
             </w:pPr>
+            <w:r>
+              <w:rPr>
+                <w:rFonts w:ascii="Arial" w:eastAsia="Arial" w:hAnsi="Arial" w:cs="Arial"/>
+              </w:rPr>
+              <w:t>Realização do login no sistema</w:t>
+            </w:r>
           </w:p>
         </w:tc>
         <w:tc>
@@ -1166,6 +1317,40 @@
                 <w:rFonts w:ascii="Arial" w:eastAsia="Arial" w:hAnsi="Arial" w:cs="Arial"/>
               </w:rPr>
             </w:pPr>
+            <w:r>
+              <w:rPr>
+                <w:rFonts w:ascii="Arial" w:eastAsia="Arial" w:hAnsi="Arial" w:cs="Arial"/>
+              </w:rPr>
+              <w:t xml:space="preserve">Ter o </w:t>
+            </w:r>
+            <w:proofErr w:type="spellStart"/>
+            <w:r>
+              <w:rPr>
+                <w:rFonts w:ascii="Arial" w:eastAsia="Arial" w:hAnsi="Arial" w:cs="Arial"/>
+              </w:rPr>
+              <w:t>backend</w:t>
+            </w:r>
+            <w:proofErr w:type="spellEnd"/>
+            <w:r>
+              <w:rPr>
+                <w:rFonts w:ascii="Arial" w:eastAsia="Arial" w:hAnsi="Arial" w:cs="Arial"/>
+              </w:rPr>
+              <w:t xml:space="preserve"> e o </w:t>
+            </w:r>
+            <w:proofErr w:type="spellStart"/>
+            <w:r>
+              <w:rPr>
+                <w:rFonts w:ascii="Arial" w:eastAsia="Arial" w:hAnsi="Arial" w:cs="Arial"/>
+              </w:rPr>
+              <w:t>frontend</w:t>
+            </w:r>
+            <w:proofErr w:type="spellEnd"/>
+            <w:r>
+              <w:rPr>
+                <w:rFonts w:ascii="Arial" w:eastAsia="Arial" w:hAnsi="Arial" w:cs="Arial"/>
+              </w:rPr>
+              <w:t xml:space="preserve"> funcionando</w:t>
+            </w:r>
           </w:p>
         </w:tc>
         <w:tc>
@@ -1189,6 +1374,26 @@
                 <w:rFonts w:ascii="Arial" w:eastAsia="Arial" w:hAnsi="Arial" w:cs="Arial"/>
               </w:rPr>
             </w:pPr>
+            <w:r>
+              <w:rPr>
+                <w:rFonts w:ascii="Arial" w:eastAsia="Arial" w:hAnsi="Arial" w:cs="Arial"/>
+              </w:rPr>
+              <w:t xml:space="preserve">Insira seu </w:t>
+            </w:r>
+            <w:proofErr w:type="spellStart"/>
+            <w:r>
+              <w:rPr>
+                <w:rFonts w:ascii="Arial" w:eastAsia="Arial" w:hAnsi="Arial" w:cs="Arial"/>
+              </w:rPr>
+              <w:t>email</w:t>
+            </w:r>
+            <w:proofErr w:type="spellEnd"/>
+            <w:r>
+              <w:rPr>
+                <w:rFonts w:ascii="Arial" w:eastAsia="Arial" w:hAnsi="Arial" w:cs="Arial"/>
+              </w:rPr>
+              <w:t xml:space="preserve"> e sua senha e pressione “Entrar</w:t>
+            </w:r>
           </w:p>
         </w:tc>
         <w:tc>
@@ -1212,6 +1417,12 @@
                 <w:rFonts w:ascii="Arial" w:eastAsia="Arial" w:hAnsi="Arial" w:cs="Arial"/>
               </w:rPr>
             </w:pPr>
+            <w:r>
+              <w:rPr>
+                <w:rFonts w:ascii="Arial" w:eastAsia="Arial" w:hAnsi="Arial" w:cs="Arial"/>
+              </w:rPr>
+              <w:t>Login no sistema realizado</w:t>
+            </w:r>
           </w:p>
         </w:tc>
       </w:tr>
@@ -1242,6 +1453,12 @@
                 <w:rFonts w:ascii="Arial" w:eastAsia="Arial" w:hAnsi="Arial" w:cs="Arial"/>
               </w:rPr>
             </w:pPr>
+            <w:r>
+              <w:rPr>
+                <w:rFonts w:ascii="Arial" w:eastAsia="Arial" w:hAnsi="Arial" w:cs="Arial"/>
+              </w:rPr>
+              <w:t>2</w:t>
+            </w:r>
           </w:p>
         </w:tc>
         <w:tc>
@@ -1267,6 +1484,12 @@
                 <w:rFonts w:ascii="Arial" w:eastAsia="Arial" w:hAnsi="Arial" w:cs="Arial"/>
               </w:rPr>
             </w:pPr>
+            <w:r>
+              <w:rPr>
+                <w:rFonts w:ascii="Arial" w:eastAsia="Arial" w:hAnsi="Arial" w:cs="Arial"/>
+              </w:rPr>
+              <w:t>Requisições</w:t>
+            </w:r>
           </w:p>
         </w:tc>
         <w:tc>
@@ -1290,6 +1513,12 @@
                 <w:rFonts w:ascii="Arial" w:eastAsia="Arial" w:hAnsi="Arial" w:cs="Arial"/>
               </w:rPr>
             </w:pPr>
+            <w:r>
+              <w:rPr>
+                <w:rFonts w:ascii="Arial" w:eastAsia="Arial" w:hAnsi="Arial" w:cs="Arial"/>
+              </w:rPr>
+              <w:t>Cadastro, remoção, atualização e listagem de produtos</w:t>
+            </w:r>
           </w:p>
         </w:tc>
         <w:tc>
@@ -1313,6 +1542,26 @@
                 <w:rFonts w:ascii="Arial" w:eastAsia="Arial" w:hAnsi="Arial" w:cs="Arial"/>
               </w:rPr>
             </w:pPr>
+            <w:r>
+              <w:rPr>
+                <w:rFonts w:ascii="Arial" w:eastAsia="Arial" w:hAnsi="Arial" w:cs="Arial"/>
+              </w:rPr>
+              <w:t xml:space="preserve">Ter o </w:t>
+            </w:r>
+            <w:proofErr w:type="spellStart"/>
+            <w:r>
+              <w:rPr>
+                <w:rFonts w:ascii="Arial" w:eastAsia="Arial" w:hAnsi="Arial" w:cs="Arial"/>
+              </w:rPr>
+              <w:t>backend</w:t>
+            </w:r>
+            <w:proofErr w:type="spellEnd"/>
+            <w:r>
+              <w:rPr>
+                <w:rFonts w:ascii="Arial" w:eastAsia="Arial" w:hAnsi="Arial" w:cs="Arial"/>
+              </w:rPr>
+              <w:t xml:space="preserve"> funcionando com as requisições definidas nas rotas</w:t>
+            </w:r>
           </w:p>
         </w:tc>
         <w:tc>
@@ -1336,6 +1585,12 @@
                 <w:rFonts w:ascii="Arial" w:eastAsia="Arial" w:hAnsi="Arial" w:cs="Arial"/>
               </w:rPr>
             </w:pPr>
+            <w:r>
+              <w:rPr>
+                <w:rFonts w:ascii="Arial" w:eastAsia="Arial" w:hAnsi="Arial" w:cs="Arial"/>
+              </w:rPr>
+              <w:t>Escolha um produto e seus atributos como ID e nome, e você poderá realizar a ação</w:t>
+            </w:r>
           </w:p>
         </w:tc>
         <w:tc>
@@ -1359,6 +1614,12 @@
                 <w:rFonts w:ascii="Arial" w:eastAsia="Arial" w:hAnsi="Arial" w:cs="Arial"/>
               </w:rPr>
             </w:pPr>
+            <w:r>
+              <w:rPr>
+                <w:rFonts w:ascii="Arial" w:eastAsia="Arial" w:hAnsi="Arial" w:cs="Arial"/>
+              </w:rPr>
+              <w:t>Usuário terá acesso a um gerenciamento de produtos incluindo GET, POST, PUT e DELETE</w:t>
+            </w:r>
           </w:p>
         </w:tc>
       </w:tr>
@@ -1536,7 +1797,7 @@
         <w:spacing w:after="0"/>
         <w:rPr>
           <w:rFonts w:ascii="Arial" w:eastAsia="Arial" w:hAnsi="Arial" w:cs="Arial"/>
-          <w:b/>
+          <w:bCs/>
         </w:rPr>
       </w:pPr>
       <w:r>
@@ -1545,6 +1806,22 @@
           <w:b/>
         </w:rPr>
         <w:t xml:space="preserve">Ferramentas de Teste: </w:t>
+      </w:r>
+      <w:proofErr w:type="spellStart"/>
+      <w:r>
+        <w:rPr>
+          <w:rFonts w:ascii="Arial" w:eastAsia="Arial" w:hAnsi="Arial" w:cs="Arial"/>
+          <w:bCs/>
+        </w:rPr>
+        <w:t>Insomnia</w:t>
+      </w:r>
+      <w:proofErr w:type="spellEnd"/>
+      <w:r>
+        <w:rPr>
+          <w:rFonts w:ascii="Arial" w:eastAsia="Arial" w:hAnsi="Arial" w:cs="Arial"/>
+          <w:bCs/>
+        </w:rPr>
+        <w:t xml:space="preserve"> 12</w:t>
       </w:r>
     </w:p>
     <w:p>
@@ -1559,6 +1836,19 @@
           <w:b/>
         </w:rPr>
       </w:pPr>
+    </w:p>
+    <w:p>
+      <w:pPr>
+        <w:numPr>
+          <w:ilvl w:val="0"/>
+          <w:numId w:val="1"/>
+        </w:numPr>
+        <w:spacing w:after="0"/>
+        <w:rPr>
+          <w:rFonts w:ascii="Arial" w:eastAsia="Arial" w:hAnsi="Arial" w:cs="Arial"/>
+          <w:b/>
+        </w:rPr>
+      </w:pPr>
       <w:r>
         <w:rPr>
           <w:rFonts w:ascii="Arial" w:eastAsia="Arial" w:hAnsi="Arial" w:cs="Arial"/>
@@ -1586,6 +1876,13 @@
         </w:rPr>
         <w:t xml:space="preserve">Servidor de Teste: </w:t>
       </w:r>
+      <w:r>
+        <w:rPr>
+          <w:rFonts w:ascii="Arial" w:eastAsia="Arial" w:hAnsi="Arial" w:cs="Arial"/>
+          <w:bCs/>
+        </w:rPr>
+        <w:t>http://127.0.0.1:8000</w:t>
+      </w:r>
     </w:p>
     <w:p>
       <w:pPr>
@@ -1605,6 +1902,22 @@
           <w:b/>
         </w:rPr>
         <w:t xml:space="preserve">Banco de Dados/Versão: </w:t>
+      </w:r>
+      <w:proofErr w:type="spellStart"/>
+      <w:r>
+        <w:rPr>
+          <w:rFonts w:ascii="Arial" w:eastAsia="Arial" w:hAnsi="Arial" w:cs="Arial"/>
+          <w:bCs/>
+        </w:rPr>
+        <w:t>SQLite</w:t>
+      </w:r>
+      <w:proofErr w:type="spellEnd"/>
+      <w:r>
+        <w:rPr>
+          <w:rFonts w:ascii="Arial" w:eastAsia="Arial" w:hAnsi="Arial" w:cs="Arial"/>
+          <w:bCs/>
+        </w:rPr>
+        <w:t xml:space="preserve"> 3.40</w:t>
       </w:r>
     </w:p>
     <w:p>
@@ -1627,6 +1940,20 @@
         </w:rPr>
         <w:t xml:space="preserve">Browser/Versão: </w:t>
       </w:r>
+      <w:r>
+        <w:rPr>
+          <w:rFonts w:ascii="Arial" w:eastAsia="Arial" w:hAnsi="Arial" w:cs="Arial"/>
+          <w:bCs/>
+        </w:rPr>
+        <w:t>Google Edge</w:t>
+      </w:r>
+      <w:r>
+        <w:rPr>
+          <w:rFonts w:ascii="Arial" w:eastAsia="Arial" w:hAnsi="Arial" w:cs="Arial"/>
+          <w:bCs/>
+        </w:rPr>
+        <w:t xml:space="preserve"> 138</w:t>
+      </w:r>
     </w:p>
     <w:p>
       <w:pPr>
@@ -1668,6 +1995,12 @@
           <w:rFonts w:ascii="Arial" w:eastAsia="Arial" w:hAnsi="Arial" w:cs="Arial"/>
         </w:rPr>
         <w:t xml:space="preserve">SGBD Utilizado: </w:t>
+      </w:r>
+      <w:r>
+        <w:rPr>
+          <w:rFonts w:ascii="Arial" w:eastAsia="Arial" w:hAnsi="Arial" w:cs="Arial"/>
+        </w:rPr>
+        <w:t>MySQL</w:t>
       </w:r>
     </w:p>
     <w:p>
@@ -1697,6 +2030,15 @@
         </w:rPr>
         <w:t xml:space="preserve"> </w:t>
       </w:r>
+      <w:r>
+        <w:rPr>
+          <w:rFonts w:ascii="Arial" w:eastAsia="Arial" w:hAnsi="Arial" w:cs="Arial"/>
+          <w:color w:val="001D35"/>
+          <w:sz w:val="27"/>
+          <w:szCs w:val="27"/>
+        </w:rPr>
+        <w:t>9.7.0 LTS</w:t>
+      </w:r>
     </w:p>
     <w:p>
       <w:pPr>
@@ -1727,6 +2069,12 @@
         </w:rPr>
         <w:t>Sistema Operacional:</w:t>
       </w:r>
+      <w:r>
+        <w:rPr>
+          <w:rFonts w:ascii="Arial" w:eastAsia="Arial" w:hAnsi="Arial" w:cs="Arial"/>
+        </w:rPr>
+        <w:t xml:space="preserve"> Windows</w:t>
+      </w:r>
     </w:p>
     <w:p>
       <w:pPr>
@@ -1742,6 +2090,12 @@
         </w:rPr>
         <w:t xml:space="preserve">Versão: </w:t>
       </w:r>
+      <w:r>
+        <w:rPr>
+          <w:rFonts w:ascii="Arial" w:eastAsia="Arial" w:hAnsi="Arial" w:cs="Arial"/>
+        </w:rPr>
+        <w:t>11</w:t>
+      </w:r>
     </w:p>
     <w:p>
       <w:pPr>
@@ -1772,6 +2126,62 @@
         </w:rPr>
         <w:t xml:space="preserve">Linguagem de Programação: </w:t>
       </w:r>
+      <w:proofErr w:type="spellStart"/>
+      <w:r>
+        <w:rPr>
+          <w:rFonts w:ascii="Arial" w:eastAsia="Arial" w:hAnsi="Arial" w:cs="Arial"/>
+        </w:rPr>
+        <w:t>React</w:t>
+      </w:r>
+      <w:proofErr w:type="spellEnd"/>
+      <w:r>
+        <w:rPr>
+          <w:rFonts w:ascii="Arial" w:eastAsia="Arial" w:hAnsi="Arial" w:cs="Arial"/>
+        </w:rPr>
+        <w:t xml:space="preserve">, </w:t>
+      </w:r>
+      <w:proofErr w:type="spellStart"/>
+      <w:r>
+        <w:rPr>
+          <w:rFonts w:ascii="Arial" w:eastAsia="Arial" w:hAnsi="Arial" w:cs="Arial"/>
+        </w:rPr>
+        <w:t>FastAPI</w:t>
+      </w:r>
+      <w:proofErr w:type="spellEnd"/>
+      <w:r>
+        <w:rPr>
+          <w:rFonts w:ascii="Arial" w:eastAsia="Arial" w:hAnsi="Arial" w:cs="Arial"/>
+        </w:rPr>
+        <w:t xml:space="preserve">, Python, </w:t>
+      </w:r>
+      <w:proofErr w:type="spellStart"/>
+      <w:r>
+        <w:rPr>
+          <w:rFonts w:ascii="Arial" w:eastAsia="Arial" w:hAnsi="Arial" w:cs="Arial"/>
+        </w:rPr>
+        <w:t>JavaScript</w:t>
+      </w:r>
+      <w:proofErr w:type="spellEnd"/>
+      <w:r>
+        <w:rPr>
+          <w:rFonts w:ascii="Arial" w:eastAsia="Arial" w:hAnsi="Arial" w:cs="Arial"/>
+        </w:rPr>
+        <w:t xml:space="preserve">, </w:t>
+      </w:r>
+      <w:proofErr w:type="spellStart"/>
+      <w:r>
+        <w:rPr>
+          <w:rFonts w:ascii="Arial" w:eastAsia="Arial" w:hAnsi="Arial" w:cs="Arial"/>
+        </w:rPr>
+        <w:t>SQLite</w:t>
+      </w:r>
+      <w:proofErr w:type="spellEnd"/>
+      <w:r>
+        <w:rPr>
+          <w:rFonts w:ascii="Arial" w:eastAsia="Arial" w:hAnsi="Arial" w:cs="Arial"/>
+        </w:rPr>
+        <w:t>, SASS</w:t>
+      </w:r>
     </w:p>
     <w:p>
       <w:pPr>
@@ -1786,6 +2196,142 @@
           <w:rFonts w:ascii="Arial" w:eastAsia="Arial" w:hAnsi="Arial" w:cs="Arial"/>
         </w:rPr>
         <w:t xml:space="preserve">Versão: </w:t>
+      </w:r>
+    </w:p>
+    <w:p>
+      <w:pPr>
+        <w:spacing w:before="240" w:after="240"/>
+        <w:jc w:val="both"/>
+        <w:rPr>
+          <w:rFonts w:ascii="Arial" w:eastAsia="Arial" w:hAnsi="Arial" w:cs="Arial"/>
+        </w:rPr>
+      </w:pPr>
+      <w:proofErr w:type="spellStart"/>
+      <w:r>
+        <w:rPr>
+          <w:rFonts w:ascii="Arial" w:eastAsia="Arial" w:hAnsi="Arial" w:cs="Arial"/>
+        </w:rPr>
+        <w:t>React</w:t>
+      </w:r>
+      <w:proofErr w:type="spellEnd"/>
+      <w:r>
+        <w:rPr>
+          <w:rFonts w:ascii="Arial" w:eastAsia="Arial" w:hAnsi="Arial" w:cs="Arial"/>
+        </w:rPr>
+        <w:t>: 19.2;</w:t>
+      </w:r>
+    </w:p>
+    <w:p>
+      <w:pPr>
+        <w:spacing w:before="240" w:after="240"/>
+        <w:jc w:val="both"/>
+        <w:rPr>
+          <w:rFonts w:ascii="Arial" w:eastAsia="Arial" w:hAnsi="Arial" w:cs="Arial"/>
+        </w:rPr>
+      </w:pPr>
+      <w:proofErr w:type="spellStart"/>
+      <w:r>
+        <w:rPr>
+          <w:rFonts w:ascii="Arial" w:eastAsia="Arial" w:hAnsi="Arial" w:cs="Arial"/>
+        </w:rPr>
+        <w:t>FastAPI</w:t>
+      </w:r>
+      <w:proofErr w:type="spellEnd"/>
+      <w:r>
+        <w:rPr>
+          <w:rFonts w:ascii="Arial" w:eastAsia="Arial" w:hAnsi="Arial" w:cs="Arial"/>
+        </w:rPr>
+        <w:t>: 0.136.1</w:t>
+      </w:r>
+    </w:p>
+    <w:p>
+      <w:pPr>
+        <w:spacing w:before="240" w:after="240"/>
+        <w:jc w:val="both"/>
+        <w:rPr>
+          <w:rFonts w:ascii="Arial" w:eastAsia="Arial" w:hAnsi="Arial" w:cs="Arial"/>
+        </w:rPr>
+      </w:pPr>
+      <w:r>
+        <w:rPr>
+          <w:rFonts w:ascii="Arial" w:eastAsia="Arial" w:hAnsi="Arial" w:cs="Arial"/>
+        </w:rPr>
+        <w:t>Python: 3.14.5</w:t>
+      </w:r>
+    </w:p>
+    <w:p>
+      <w:pPr>
+        <w:spacing w:before="240" w:after="240"/>
+        <w:jc w:val="both"/>
+        <w:rPr>
+          <w:rFonts w:ascii="Arial" w:eastAsia="Arial" w:hAnsi="Arial" w:cs="Arial"/>
+        </w:rPr>
+      </w:pPr>
+      <w:proofErr w:type="spellStart"/>
+      <w:r>
+        <w:rPr>
+          <w:rFonts w:ascii="Arial" w:eastAsia="Arial" w:hAnsi="Arial" w:cs="Arial"/>
+        </w:rPr>
+        <w:t>JavaScript</w:t>
+      </w:r>
+      <w:proofErr w:type="spellEnd"/>
+      <w:r>
+        <w:rPr>
+          <w:rFonts w:ascii="Arial" w:eastAsia="Arial" w:hAnsi="Arial" w:cs="Arial"/>
+        </w:rPr>
+        <w:t xml:space="preserve">: </w:t>
+      </w:r>
+      <w:proofErr w:type="spellStart"/>
+      <w:r>
+        <w:rPr>
+          <w:rFonts w:ascii="Arial" w:eastAsia="Arial" w:hAnsi="Arial" w:cs="Arial"/>
+        </w:rPr>
+        <w:t>ECMAScript</w:t>
+      </w:r>
+      <w:proofErr w:type="spellEnd"/>
+      <w:r>
+        <w:rPr>
+          <w:rFonts w:ascii="Arial" w:eastAsia="Arial" w:hAnsi="Arial" w:cs="Arial"/>
+        </w:rPr>
+        <w:t xml:space="preserve"> 2025</w:t>
+      </w:r>
+    </w:p>
+    <w:p>
+      <w:pPr>
+        <w:spacing w:before="240" w:after="240"/>
+        <w:jc w:val="both"/>
+        <w:rPr>
+          <w:rFonts w:ascii="Arial" w:eastAsia="Arial" w:hAnsi="Arial" w:cs="Arial"/>
+        </w:rPr>
+      </w:pPr>
+      <w:proofErr w:type="spellStart"/>
+      <w:r>
+        <w:rPr>
+          <w:rFonts w:ascii="Arial" w:eastAsia="Arial" w:hAnsi="Arial" w:cs="Arial"/>
+        </w:rPr>
+        <w:t>SQLite</w:t>
+      </w:r>
+      <w:proofErr w:type="spellEnd"/>
+      <w:r>
+        <w:rPr>
+          <w:rFonts w:ascii="Arial" w:eastAsia="Arial" w:hAnsi="Arial" w:cs="Arial"/>
+        </w:rPr>
+        <w:t>: 3.50x</w:t>
+      </w:r>
+    </w:p>
+    <w:p>
+      <w:pPr>
+        <w:spacing w:before="240" w:after="240"/>
+        <w:jc w:val="both"/>
+        <w:rPr>
+          <w:rFonts w:ascii="Arial" w:eastAsia="Arial" w:hAnsi="Arial" w:cs="Arial"/>
+        </w:rPr>
+      </w:pPr>
+      <w:r>
+        <w:rPr>
+          <w:rFonts w:ascii="Arial" w:eastAsia="Arial" w:hAnsi="Arial" w:cs="Arial"/>
+        </w:rPr>
+        <w:t>SASS: 1.93.x</w:t>
       </w:r>
     </w:p>
     <w:sectPr>
@@ -1799,7 +2345,7 @@
 </file>
 
 <file path=word/numbering.xml><?xml version="1.0" encoding="utf-8"?>
-<w:numbering xmlns:wpc="http://schemas.microsoft.com/office/word/2010/wordprocessingCanvas" xmlns:cx="http://schemas.microsoft.com/office/drawing/2014/chartex" xmlns:cx1="http://schemas.microsoft.com/office/drawing/2015/9/8/chartex" xmlns:cx2="http://schemas.microsoft.com/office/drawing/2015/10/21/chartex" xmlns:cx3="http://schemas.microsoft.com/office/drawing/2016/5/9/chartex" xmlns:cx4="http://schemas.microsoft.com/office/drawing/2016/5/10/chartex" xmlns:cx5="http://schemas.microsoft.com/office/drawing/2016/5/11/chartex" xmlns:cx6="http://schemas.microsoft.com/office/drawing/2016/5/12/chartex" xmlns:cx7="http://schemas.microsoft.com/office/drawing/2016/5/13/chartex" xmlns:cx8="http://schemas.microsoft.com/office/drawing/2016/5/14/chartex" xmlns:mc="http://schemas.openxmlformats.org/markup-compatibility/2006" xmlns:aink="http://schemas.microsoft.com/office/drawing/2016/ink" xmlns:am3d="http://schemas.microsoft.com/office/drawing/2017/model3d" xmlns:o="urn:schemas-microsoft-com:office:office" xmlns:oel="http://schemas.microsoft.com/office/2019/extlst" xmlns:r="http://schemas.openxmlformats.org/officeDocument/2006/relationships" xmlns:m="http://schemas.openxmlformats.org/officeDocument/2006/math" xmlns:v="urn:schemas-microsoft-com:vml" xmlns:wp14="http://schemas.microsoft.com/office/word/2010/wordprocessingDrawing" xmlns:wp="http://schemas.openxmlformats.org/drawingml/2006/wordprocessingDrawing" xmlns:w10="urn:schemas-microsoft-com:office:word" xmlns:w="http://schemas.openxmlformats.org/wordprocessingml/2006/main" xmlns:w14="http://schemas.microsoft.com/office/word/2010/wordml" xmlns:w15="http://schemas.microsoft.com/office/word/2012/wordml" xmlns:w16cex="http://schemas.microsoft.com/office/word/2018/wordml/cex" xmlns:w16cid="http://schemas.microsoft.com/office/word/2016/wordml/cid" xmlns:w16="http://schemas.microsoft.com/office/word/2018/wordml" xmlns:w16du="http://schemas.microsoft.com/office/word/2023/wordml/word16du" xmlns:w16sdtdh="http://schemas.microsoft.com/office/word/2020/wordml/sdtdatahash" xmlns:w16se="http://schemas.microsoft.com/office/word/2015/wordml/symex" xmlns:wpg="http://schemas.microsoft.com/office/word/2010/wordprocessingGroup" xmlns:wpi="http://schemas.microsoft.com/office/word/2010/wordprocessingInk" xmlns:wne="http://schemas.microsoft.com/office/word/2006/wordml" xmlns:wps="http://schemas.microsoft.com/office/word/2010/wordprocessingShape" mc:Ignorable="w14 w15 w16se w16cid w16 w16cex w16sdtdh w16du wp14">
+<w:numbering xmlns:wpc="http://schemas.microsoft.com/office/word/2010/wordprocessingCanvas" xmlns:cx="http://schemas.microsoft.com/office/drawing/2014/chartex" xmlns:cx1="http://schemas.microsoft.com/office/drawing/2015/9/8/chartex" xmlns:cx2="http://schemas.microsoft.com/office/drawing/2015/10/21/chartex" xmlns:cx3="http://schemas.microsoft.com/office/drawing/2016/5/9/chartex" xmlns:cx4="http://schemas.microsoft.com/office/drawing/2016/5/10/chartex" xmlns:cx5="http://schemas.microsoft.com/office/drawing/2016/5/11/chartex" xmlns:cx6="http://schemas.microsoft.com/office/drawing/2016/5/12/chartex" xmlns:cx7="http://schemas.microsoft.com/office/drawing/2016/5/13/chartex" xmlns:cx8="http://schemas.microsoft.com/office/drawing/2016/5/14/chartex" xmlns:mc="http://schemas.openxmlformats.org/markup-compatibility/2006" xmlns:aink="http://schemas.microsoft.com/office/drawing/2016/ink" xmlns:am3d="http://schemas.microsoft.com/office/drawing/2017/model3d" xmlns:o="urn:schemas-microsoft-com:office:office" xmlns:oel="http://schemas.microsoft.com/office/2019/extlst" xmlns:r="http://schemas.openxmlformats.org/officeDocument/2006/relationships" xmlns:m="http://schemas.openxmlformats.org/officeDocument/2006/math" xmlns:v="urn:schemas-microsoft-com:vml" xmlns:wp14="http://schemas.microsoft.com/office/word/2010/wordprocessingDrawing" xmlns:wp="http://schemas.openxmlformats.org/drawingml/2006/wordprocessingDrawing" xmlns:w10="urn:schemas-microsoft-com:office:word" xmlns:w="http://schemas.openxmlformats.org/wordprocessingml/2006/main" xmlns:w14="http://schemas.microsoft.com/office/word/2010/wordml" xmlns:w15="http://schemas.microsoft.com/office/word/2012/wordml" xmlns:w16cex="http://schemas.microsoft.com/office/word/2018/wordml/cex" xmlns:w16cid="http://schemas.microsoft.com/office/word/2016/wordml/cid" xmlns:w16="http://schemas.microsoft.com/office/word/2018/wordml" xmlns:w16du="http://schemas.microsoft.com/office/word/2023/wordml/word16du" xmlns:w16sdtdh="http://schemas.microsoft.com/office/word/2020/wordml/sdtdatahash" xmlns:w16sdtfl="http://schemas.microsoft.com/office/word/2024/wordml/sdtformatlock" xmlns:w16se="http://schemas.microsoft.com/office/word/2015/wordml/symex" xmlns:wpg="http://schemas.microsoft.com/office/word/2010/wordprocessingGroup" xmlns:wpi="http://schemas.microsoft.com/office/word/2010/wordprocessingInk" xmlns:wne="http://schemas.microsoft.com/office/word/2006/wordml" xmlns:wps="http://schemas.microsoft.com/office/word/2010/wordprocessingShape" mc:Ignorable="w14 w15 w16se w16cid w16 w16cex w16sdtdh w16sdtfl w16du wp14">
   <w:abstractNum w:abstractNumId="0" w15:restartNumberingAfterBreak="0">
     <w:nsid w:val="47263247"/>
     <w:multiLevelType w:val="multilevel"/>
@@ -1920,7 +2466,7 @@
 </file>
 
 <file path=word/styles.xml><?xml version="1.0" encoding="utf-8"?>
-<w:styles xmlns:mc="http://schemas.openxmlformats.org/markup-compatibility/2006" xmlns:r="http://schemas.openxmlformats.org/officeDocument/2006/relationships" xmlns:w="http://schemas.openxmlformats.org/wordprocessingml/2006/main" xmlns:w14="http://schemas.microsoft.com/office/word/2010/wordml" xmlns:w15="http://schemas.microsoft.com/office/word/2012/wordml" xmlns:w16cex="http://schemas.microsoft.com/office/word/2018/wordml/cex" xmlns:w16cid="http://schemas.microsoft.com/office/word/2016/wordml/cid" xmlns:w16="http://schemas.microsoft.com/office/word/2018/wordml" xmlns:w16du="http://schemas.microsoft.com/office/word/2023/wordml/word16du" xmlns:w16sdtdh="http://schemas.microsoft.com/office/word/2020/wordml/sdtdatahash" xmlns:w16se="http://schemas.microsoft.com/office/word/2015/wordml/symex" mc:Ignorable="w14 w15 w16se w16cid w16 w16cex w16sdtdh w16du">
+<w:styles xmlns:mc="http://schemas.openxmlformats.org/markup-compatibility/2006" xmlns:r="http://schemas.openxmlformats.org/officeDocument/2006/relationships" xmlns:w="http://schemas.openxmlformats.org/wordprocessingml/2006/main" xmlns:w14="http://schemas.microsoft.com/office/word/2010/wordml" xmlns:w15="http://schemas.microsoft.com/office/word/2012/wordml" xmlns:w16cex="http://schemas.microsoft.com/office/word/2018/wordml/cex" xmlns:w16cid="http://schemas.microsoft.com/office/word/2016/wordml/cid" xmlns:w16="http://schemas.microsoft.com/office/word/2018/wordml" xmlns:w16du="http://schemas.microsoft.com/office/word/2023/wordml/word16du" xmlns:w16sdtdh="http://schemas.microsoft.com/office/word/2020/wordml/sdtdatahash" xmlns:w16sdtfl="http://schemas.microsoft.com/office/word/2024/wordml/sdtformatlock" xmlns:w16se="http://schemas.microsoft.com/office/word/2015/wordml/symex" mc:Ignorable="w14 w15 w16se w16cid w16 w16cex w16sdtdh w16sdtfl w16du">
   <w:docDefaults>
     <w:rPrDefault>
       <w:rPr>
